--- a/tillsyn/Norra skogen tillsynsbegäran.docx
+++ b/tillsyn/Norra skogen tillsynsbegäran.docx
@@ -12,7 +12,7 @@
     </w:p>
     <w:p>
       <w:r>
-        <w:t>Denna tillsynsbegäran behandlar höga naturvärden i avverkningsanmälan Norra skogen i Haninge kommun som inkom 2026-09-07 och omfattar 403,2 ha.</w:t>
+        <w:t>Denna tillsynsbegäran behandlar höga naturvärden i avverkningsanmälan Norra skogen i Haninge kommun som inkom 2026-09-08 och omfattar 403,2 ha.</w:t>
       </w:r>
     </w:p>
     <w:p>
@@ -2122,7 +2122,7 @@
     <w:r>
       <w:tab/>
       <w:tab/>
-      <w:t>2026-09-07</w:t>
+      <w:t>2026-09-08</w:t>
       <w:br/>
       <w:br/>
     </w:r>

--- a/tillsyn/Norra skogen tillsynsbegäran.docx
+++ b/tillsyn/Norra skogen tillsynsbegäran.docx
@@ -12,7 +12,7 @@
     </w:p>
     <w:p>
       <w:r>
-        <w:t>Denna tillsynsbegäran behandlar höga naturvärden i avverkningsanmälan Norra skogen i Haninge kommun som inkom 2026-09-08 och omfattar 403,2 ha.</w:t>
+        <w:t>Denna tillsynsbegäran behandlar höga naturvärden i avverkningsanmälan Norra skogen i Haninge kommun som inkom 2026-09-09 och omfattar 403,2 ha.</w:t>
       </w:r>
     </w:p>
     <w:p>
@@ -2122,7 +2122,7 @@
     <w:r>
       <w:tab/>
       <w:tab/>
-      <w:t>2026-09-08</w:t>
+      <w:t>2026-09-09</w:t>
       <w:br/>
       <w:br/>
     </w:r>

--- a/tillsyn/Norra skogen tillsynsbegäran.docx
+++ b/tillsyn/Norra skogen tillsynsbegäran.docx
@@ -12,7 +12,7 @@
     </w:p>
     <w:p>
       <w:r>
-        <w:t>Denna tillsynsbegäran behandlar höga naturvärden i avverkningsanmälan Norra skogen i Haninge kommun som inkom 2026-09-09 och omfattar 403,2 ha.</w:t>
+        <w:t>Denna tillsynsbegäran behandlar höga naturvärden i avverkningsanmälan Norra skogen i Haninge kommun som inkom 2026-09-10 och omfattar 403,2 ha.</w:t>
       </w:r>
     </w:p>
     <w:p>
@@ -2122,7 +2122,7 @@
     <w:r>
       <w:tab/>
       <w:tab/>
-      <w:t>2026-09-09</w:t>
+      <w:t>2026-09-10</w:t>
       <w:br/>
       <w:br/>
     </w:r>

--- a/tillsyn/Norra skogen tillsynsbegäran.docx
+++ b/tillsyn/Norra skogen tillsynsbegäran.docx
@@ -12,7 +12,7 @@
     </w:p>
     <w:p>
       <w:r>
-        <w:t>Denna tillsynsbegäran behandlar höga naturvärden i avverkningsanmälan Norra skogen i Haninge kommun som inkom 2026-09-10 och omfattar 403,2 ha.</w:t>
+        <w:t>Denna tillsynsbegäran behandlar höga naturvärden i avverkningsanmälan Norra skogen i Haninge kommun som inkom 2026-09-11 och omfattar 403,2 ha.</w:t>
       </w:r>
     </w:p>
     <w:p>
@@ -2122,7 +2122,7 @@
     <w:r>
       <w:tab/>
       <w:tab/>
-      <w:t>2026-09-10</w:t>
+      <w:t>2026-09-11</w:t>
       <w:br/>
       <w:br/>
     </w:r>

--- a/tillsyn/Norra skogen tillsynsbegäran.docx
+++ b/tillsyn/Norra skogen tillsynsbegäran.docx
@@ -12,7 +12,7 @@
     </w:p>
     <w:p>
       <w:r>
-        <w:t>Denna tillsynsbegäran behandlar höga naturvärden i avverkningsanmälan Norra skogen i Haninge kommun som inkom 2026-09-11 och omfattar 403,2 ha.</w:t>
+        <w:t>Denna tillsynsbegäran behandlar höga naturvärden i avverkningsanmälan Norra skogen i Haninge kommun som inkom 2026-09-12 och omfattar 403,2 ha.</w:t>
       </w:r>
     </w:p>
     <w:p>
@@ -2122,7 +2122,7 @@
     <w:r>
       <w:tab/>
       <w:tab/>
-      <w:t>2026-09-11</w:t>
+      <w:t>2026-09-12</w:t>
       <w:br/>
       <w:br/>
     </w:r>

--- a/tillsyn/Norra skogen tillsynsbegäran.docx
+++ b/tillsyn/Norra skogen tillsynsbegäran.docx
@@ -12,7 +12,7 @@
     </w:p>
     <w:p>
       <w:r>
-        <w:t>Denna tillsynsbegäran behandlar höga naturvärden i avverkningsanmälan Norra skogen i Haninge kommun som inkom 2026-09-12 och omfattar 403,2 ha.</w:t>
+        <w:t>Denna tillsynsbegäran behandlar höga naturvärden i avverkningsanmälan Norra skogen i Haninge kommun som inkom 2026-09-13 och omfattar 403,2 ha.</w:t>
       </w:r>
     </w:p>
     <w:p>
@@ -2122,7 +2122,7 @@
     <w:r>
       <w:tab/>
       <w:tab/>
-      <w:t>2026-09-12</w:t>
+      <w:t>2026-09-13</w:t>
       <w:br/>
       <w:br/>
     </w:r>

--- a/tillsyn/Norra skogen tillsynsbegäran.docx
+++ b/tillsyn/Norra skogen tillsynsbegäran.docx
@@ -12,7 +12,7 @@
     </w:p>
     <w:p>
       <w:r>
-        <w:t>Denna tillsynsbegäran behandlar höga naturvärden i avverkningsanmälan Norra skogen i Haninge kommun som inkom 2026-09-13 och omfattar 403,2 ha.</w:t>
+        <w:t>Denna tillsynsbegäran behandlar höga naturvärden i avverkningsanmälan Norra skogen i Haninge kommun som inkom 2026-09-14 och omfattar 403,2 ha.</w:t>
       </w:r>
     </w:p>
     <w:p>
@@ -2122,7 +2122,7 @@
     <w:r>
       <w:tab/>
       <w:tab/>
-      <w:t>2026-09-13</w:t>
+      <w:t>2026-09-14</w:t>
       <w:br/>
       <w:br/>
     </w:r>

--- a/tillsyn/Norra skogen tillsynsbegäran.docx
+++ b/tillsyn/Norra skogen tillsynsbegäran.docx
@@ -12,7 +12,7 @@
     </w:p>
     <w:p>
       <w:r>
-        <w:t>Denna tillsynsbegäran behandlar höga naturvärden i avverkningsanmälan Norra skogen i Haninge kommun som inkom 2026-09-14 och omfattar 403,2 ha.</w:t>
+        <w:t>Denna tillsynsbegäran behandlar höga naturvärden i avverkningsanmälan Norra skogen i Haninge kommun som inkom 2026-09-15 och omfattar 403,2 ha.</w:t>
       </w:r>
     </w:p>
     <w:p>
@@ -2122,7 +2122,7 @@
     <w:r>
       <w:tab/>
       <w:tab/>
-      <w:t>2026-09-14</w:t>
+      <w:t>2026-09-15</w:t>
       <w:br/>
       <w:br/>
     </w:r>

--- a/tillsyn/Norra skogen tillsynsbegäran.docx
+++ b/tillsyn/Norra skogen tillsynsbegäran.docx
@@ -12,7 +12,7 @@
     </w:p>
     <w:p>
       <w:r>
-        <w:t>Denna tillsynsbegäran behandlar höga naturvärden i avverkningsanmälan Norra skogen i Haninge kommun som inkom 2026-09-15 och omfattar 403,2 ha.</w:t>
+        <w:t>Denna tillsynsbegäran behandlar höga naturvärden i avverkningsanmälan Norra skogen i Haninge kommun som inkom 2026-09-16 och omfattar 403,2 ha.</w:t>
       </w:r>
     </w:p>
     <w:p>
@@ -2122,7 +2122,7 @@
     <w:r>
       <w:tab/>
       <w:tab/>
-      <w:t>2026-09-15</w:t>
+      <w:t>2026-09-16</w:t>
       <w:br/>
       <w:br/>
     </w:r>

--- a/tillsyn/Norra skogen tillsynsbegäran.docx
+++ b/tillsyn/Norra skogen tillsynsbegäran.docx
@@ -12,7 +12,7 @@
     </w:p>
     <w:p>
       <w:r>
-        <w:t>Denna tillsynsbegäran behandlar höga naturvärden i avverkningsanmälan Norra skogen i Haninge kommun som inkom 2026-09-16 och omfattar 403,2 ha.</w:t>
+        <w:t>Denna tillsynsbegäran behandlar höga naturvärden i avverkningsanmälan Norra skogen i Haninge kommun som inkom 2026-09-17 och omfattar 403,2 ha.</w:t>
       </w:r>
     </w:p>
     <w:p>
@@ -2122,7 +2122,7 @@
     <w:r>
       <w:tab/>
       <w:tab/>
-      <w:t>2026-09-16</w:t>
+      <w:t>2026-09-17</w:t>
       <w:br/>
       <w:br/>
     </w:r>

--- a/tillsyn/Norra skogen tillsynsbegäran.docx
+++ b/tillsyn/Norra skogen tillsynsbegäran.docx
@@ -12,7 +12,7 @@
     </w:p>
     <w:p>
       <w:r>
-        <w:t>Denna tillsynsbegäran behandlar höga naturvärden i avverkningsanmälan Norra skogen i Haninge kommun som inkom 2026-09-17 och omfattar 403,2 ha.</w:t>
+        <w:t>Denna tillsynsbegäran behandlar höga naturvärden i avverkningsanmälan Norra skogen i Haninge kommun som inkom 2026-09-18 och omfattar 403,2 ha.</w:t>
       </w:r>
     </w:p>
     <w:p>
@@ -2122,7 +2122,7 @@
     <w:r>
       <w:tab/>
       <w:tab/>
-      <w:t>2026-09-17</w:t>
+      <w:t>2026-09-18</w:t>
       <w:br/>
       <w:br/>
     </w:r>

--- a/tillsyn/Norra skogen tillsynsbegäran.docx
+++ b/tillsyn/Norra skogen tillsynsbegäran.docx
@@ -12,7 +12,7 @@
     </w:p>
     <w:p>
       <w:r>
-        <w:t>Denna tillsynsbegäran behandlar höga naturvärden i avverkningsanmälan Norra skogen i Haninge kommun som inkom 2026-09-18 och omfattar 403,2 ha.</w:t>
+        <w:t>Denna tillsynsbegäran behandlar höga naturvärden i avverkningsanmälan Norra skogen i Haninge kommun som inkom 2026-09-19 och omfattar 403,2 ha.</w:t>
       </w:r>
     </w:p>
     <w:p>
@@ -2122,7 +2122,7 @@
     <w:r>
       <w:tab/>
       <w:tab/>
-      <w:t>2026-09-18</w:t>
+      <w:t>2026-09-19</w:t>
       <w:br/>
       <w:br/>
     </w:r>

--- a/tillsyn/Norra skogen tillsynsbegäran.docx
+++ b/tillsyn/Norra skogen tillsynsbegäran.docx
@@ -12,7 +12,7 @@
     </w:p>
     <w:p>
       <w:r>
-        <w:t>Denna tillsynsbegäran behandlar höga naturvärden i avverkningsanmälan Norra skogen i Haninge kommun som inkom 2026-09-19 och omfattar 403,2 ha.</w:t>
+        <w:t>Denna tillsynsbegäran behandlar höga naturvärden i avverkningsanmälan Norra skogen i Haninge kommun som inkom 2026-09-20 och omfattar 403,2 ha.</w:t>
       </w:r>
     </w:p>
     <w:p>
@@ -22,7 +22,7 @@
       <w:r>
         <w:drawing>
           <wp:inline xmlns:a="http://schemas.openxmlformats.org/drawingml/2006/main" xmlns:pic="http://schemas.openxmlformats.org/drawingml/2006/picture">
-            <wp:extent cx="5262609" cy="5724000"/>
+            <wp:extent cx="5264429" cy="5724000"/>
             <wp:docPr id="1" name="Picture 1"/>
             <wp:cNvGraphicFramePr>
               <a:graphicFrameLocks noChangeAspect="1"/>
@@ -43,7 +43,7 @@
                   <pic:spPr>
                     <a:xfrm>
                       <a:off x="0" y="0"/>
-                      <a:ext cx="5262609" cy="5724000"/>
+                      <a:ext cx="5264429" cy="5724000"/>
                     </a:xfrm>
                     <a:prstGeom prst="rect"/>
                   </pic:spPr>
@@ -2122,7 +2122,7 @@
     <w:r>
       <w:tab/>
       <w:tab/>
-      <w:t>2026-09-19</w:t>
+      <w:t>2026-09-20</w:t>
       <w:br/>
       <w:br/>
     </w:r>

--- a/tillsyn/Norra skogen tillsynsbegäran.docx
+++ b/tillsyn/Norra skogen tillsynsbegäran.docx
@@ -12,7 +12,7 @@
     </w:p>
     <w:p>
       <w:r>
-        <w:t>Denna tillsynsbegäran behandlar höga naturvärden i avverkningsanmälan Norra skogen i Haninge kommun som inkom 2026-09-20 och omfattar 403,2 ha.</w:t>
+        <w:t>Denna tillsynsbegäran behandlar höga naturvärden i avverkningsanmälan Norra skogen i Haninge kommun som inkom 2026-09-21 och omfattar 403,2 ha.</w:t>
       </w:r>
     </w:p>
     <w:p>
@@ -2122,7 +2122,7 @@
     <w:r>
       <w:tab/>
       <w:tab/>
-      <w:t>2026-09-20</w:t>
+      <w:t>2026-09-21</w:t>
       <w:br/>
       <w:br/>
     </w:r>

--- a/tillsyn/Norra skogen tillsynsbegäran.docx
+++ b/tillsyn/Norra skogen tillsynsbegäran.docx
@@ -12,7 +12,7 @@
     </w:p>
     <w:p>
       <w:r>
-        <w:t>Denna tillsynsbegäran behandlar höga naturvärden i avverkningsanmälan Norra skogen i Haninge kommun som inkom 2026-09-21 och omfattar 403,2 ha.</w:t>
+        <w:t>Denna tillsynsbegäran behandlar höga naturvärden i avverkningsanmälan Norra skogen i Haninge kommun som inkom 2026-09-22 och omfattar 403,2 ha.</w:t>
       </w:r>
     </w:p>
     <w:p>
@@ -2122,7 +2122,7 @@
     <w:r>
       <w:tab/>
       <w:tab/>
-      <w:t>2026-09-21</w:t>
+      <w:t>2026-09-22</w:t>
       <w:br/>
       <w:br/>
     </w:r>

--- a/tillsyn/Norra skogen tillsynsbegäran.docx
+++ b/tillsyn/Norra skogen tillsynsbegäran.docx
@@ -12,7 +12,7 @@
     </w:p>
     <w:p>
       <w:r>
-        <w:t>Denna tillsynsbegäran behandlar höga naturvärden i avverkningsanmälan Norra skogen i Haninge kommun som inkom 2026-09-22 och omfattar 403,2 ha.</w:t>
+        <w:t>Denna tillsynsbegäran behandlar höga naturvärden i avverkningsanmälan Norra skogen i Haninge kommun som inkom 2026-09-23 och omfattar 403,2 ha.</w:t>
       </w:r>
     </w:p>
     <w:p>
@@ -22,7 +22,7 @@
       <w:r>
         <w:drawing>
           <wp:inline xmlns:a="http://schemas.openxmlformats.org/drawingml/2006/main" xmlns:pic="http://schemas.openxmlformats.org/drawingml/2006/picture">
-            <wp:extent cx="5264429" cy="5724000"/>
+            <wp:extent cx="5193774" cy="5724000"/>
             <wp:docPr id="1" name="Picture 1"/>
             <wp:cNvGraphicFramePr>
               <a:graphicFrameLocks noChangeAspect="1"/>
@@ -43,7 +43,7 @@
                   <pic:spPr>
                     <a:xfrm>
                       <a:off x="0" y="0"/>
-                      <a:ext cx="5264429" cy="5724000"/>
+                      <a:ext cx="5193774" cy="5724000"/>
                     </a:xfrm>
                     <a:prstGeom prst="rect"/>
                   </pic:spPr>
@@ -65,7 +65,7 @@
     </w:p>
     <w:p>
       <w:r>
-        <w:t>I och inom 24 meter från avverkningsanmälan finns fynd av 69 naturvårdsarter, varav 29 är rödlistade, 26 är fridlysta, 35 är typiska (T) och 25 är signalarter (S): ejder (EN, §4), grangråticka (VU, T), gråtrut (VU, §4), rotfingersvamp (VU), dofttaggsvamp (NT, T), drillsnäppa (NT, §4), dropptaggsvamp (NT, T), fjällig taggsvamp s.str. (NT), flattoppad klubbsvamp (NT), fyrflikig jordstjärna (NT, T), grantaggsvamp (NT), grönhjon (NT), gulsparv (NT, §4), jungfrulin (NT), kandelabersvamp (NT, T), kattfotslav (NT, T), kricka (NT, §4), mindre hackspett (NT, T, §4), motaggsvamp (NT, T), orange taggsvamp (NT, T), reliktbock (NT, T), silltrut (NT, §4), skarp dropptaggsvamp (NT), sädesärla (NT, §4), sårläka (NT, T), tallticka (NT, T), ullticka (NT, T), vedskivlav (NT, T), vedtrappmossa (NT, T), barkticka (S, T), björksplintborre (S), blodticka (S, T), blomkålssvamp (S), blåmossa (S, T), bronshjon (S, T), granbarkgnagare (S, T), grovticka (S, T), grönpyrola (S, T), jättesvampmal (S), korallrot (S, T, §8), mindre märgborre (S, T), platt fjädermossa (S, T), rödgul trumpetsvamp (S), skogsknipprot (S, T, §8), stor aspticka (S, T), strutbräken (S, T), stubbspretmossa (S, T), svavelriska (S), trådticka (S, T), tvåblad (S, §8), vedticka (S, T), västlig hakmossa (S), vågbandad barkbock (S), zontaggsvamp (S), blåsippa (T, §9), nattskärra (T, §4), spillkråka (T, §4), tjäder (T, §4), fiskgjuse (§4), gröngöling (§4), grönsiska (§4), havsörn (§4), kungsfågel (§4), orre (§4), svartvit flugsnappare (§4), trana (§4), törnskata (§4), fläcknycklar (§8) och gullviva (§9). Se Figur 1.</w:t>
+        <w:t>I och inom 24 meter från avverkningsanmälan finns fynd av 70 naturvårdsarter, varav 30 är rödlistade, 26 är fridlysta, 35 är typiska (T) och 25 är signalarter (S): ejder (EN, §4), grangråticka (VU, T), gråtrut (VU, §4), rotfingersvamp (VU), dofttaggsvamp (NT, T), drillsnäppa (NT, §4), dropptaggsvamp (NT, T), fjällig taggsvamp s.str. (NT), flattoppad klubbsvamp (NT), fyrflikig jordstjärna (NT, T), grantaggsvamp (NT), grönhjon (NT), gulsparv (NT, §4), jungfrulin (NT), kandelabersvamp (NT, T), kattfotslav (NT, T), kricka (NT, §4), mindre hackspett (NT, T, §4), motaggsvamp (NT, T), orange taggsvamp (NT, T), reliktbock (NT, T), silltrut (NT, §4), skarp dropptaggsvamp (NT), sädesärla (NT, §4), såpfingersvamp (NT), sårläka (NT, T), tallticka (NT, T), ullticka (NT, T), vedskivlav (NT, T), vedtrappmossa (NT, T), barkticka (S, T), björksplintborre (S), blodticka (S, T), blomkålssvamp (S), blåmossa (S, T), bronshjon (S, T), granbarkgnagare (S, T), grovticka (S, T), grönpyrola (S, T), jättesvampmal (S), korallrot (S, T, §8), mindre märgborre (S, T), platt fjädermossa (S, T), rödgul trumpetsvamp (S), skogsknipprot (S, T, §8), stor aspticka (S, T), strutbräken (S, T), stubbspretmossa (S, T), svavelriska (S), trådticka (S, T), tvåblad (S, §8), vedticka (S, T), västlig hakmossa (S), vågbandad barkbock (S), zontaggsvamp (S), blåsippa (T, §9), nattskärra (T, §4), spillkråka (T, §4), tjäder (T, §4), fiskgjuse (§4), gröngöling (§4), grönsiska (§4), havsörn (§4), kungsfågel (§4), orre (§4), svartvit flugsnappare (§4), trana (§4), törnskata (§4), fläcknycklar (§8) och gullviva (§9). Se Figur 1.</w:t>
       </w:r>
     </w:p>
     <w:p>
@@ -386,6 +386,17 @@
       </w:r>
       <w:r>
         <w:t>bildar mykorrhiza med både gran och tall, främst i barrskogar med trädkontinuitet. Arten uppträder dels i näringsrik kalkbarrskog och dels i sur lavtallskog. Kalkbarrskogarna är ofta grandominerade, olikåldriga och skiktade på frisk mark med ett örtrikt vegetationsskikt. Lavtallskogarna är i regel magra, torra, ljusöppna och ofta brandpräglade. Den totala populationen i landet har minskat och bedöms fortsätta minska till följd av avverkning av äldre barrskogar. Arten har begränsad förmåga att återetablera sig efter slutavverkning eller andra storskaliga skogsbruksåtgärder. Det saknas indikationer på att arten långsiktigt kan etablera eller reproducera sig i skogsbestånd som brukas med metoder som trakthyggesbruk, markberedning, gödsling eller föryngring med förädlat plantmaterial. Minskningstakten för den svenska populationen bedöms vara nära gränsvärdet för Sårbar (VU) (SLU Artdatabanken, 2026).</w:t>
+      </w:r>
+    </w:p>
+    <w:p>
+      <w:r>
+        <w:rPr>
+          <w:b/>
+        </w:rPr>
+        <w:t xml:space="preserve">Såpfingersvamp (NT) </w:t>
+      </w:r>
+      <w:r>
+        <w:t>är en sällsynt ”toppart” som bildar mykorrhiza med gran i kalkbarrskog, sällsynt även med ek, hassel och bok i kalkrik ädellövskog. Status i landet något oklar men eftersökt och uppenbarligen mycket ovanlig och med liten förekomstarea. All form av skogsavverkning i eller i närheten av växtplatsen som kan påverka lokalens mikroklimat utgör ett hot. Växtplatserna bör skyddas och arten bör eftersökas på nya lokaler i såväl kalkgranskogar som rika ädellövskogar i södra Sverige. Såpfingersvamp är placerad högst upp i Skogsstyrelsens värdepyramid för bedömning av skog med höga naturvärden (SLU Artdatabanken, 2024; Nitare &amp; Skogsstyrelsen, 2019).</w:t>
       </w:r>
     </w:p>
     <w:p>
@@ -2122,7 +2133,7 @@
     <w:r>
       <w:tab/>
       <w:tab/>
-      <w:t>2026-09-22</w:t>
+      <w:t>2026-09-23</w:t>
       <w:br/>
       <w:br/>
     </w:r>

--- a/tillsyn/Norra skogen tillsynsbegäran.docx
+++ b/tillsyn/Norra skogen tillsynsbegäran.docx
@@ -12,7 +12,7 @@
     </w:p>
     <w:p>
       <w:r>
-        <w:t>Denna tillsynsbegäran behandlar höga naturvärden i avverkningsanmälan Norra skogen i Haninge kommun som inkom 2026-09-23 och omfattar 403,2 ha.</w:t>
+        <w:t>Denna tillsynsbegäran behandlar höga naturvärden i avverkningsanmälan Norra skogen i Haninge kommun som inkom 2026-09-24 och omfattar 403,2 ha.</w:t>
       </w:r>
     </w:p>
     <w:p>
@@ -2133,7 +2133,7 @@
     <w:r>
       <w:tab/>
       <w:tab/>
-      <w:t>2026-09-23</w:t>
+      <w:t>2026-09-24</w:t>
       <w:br/>
       <w:br/>
     </w:r>

--- a/tillsyn/Norra skogen tillsynsbegäran.docx
+++ b/tillsyn/Norra skogen tillsynsbegäran.docx
@@ -12,7 +12,7 @@
     </w:p>
     <w:p>
       <w:r>
-        <w:t>Denna tillsynsbegäran behandlar höga naturvärden i avverkningsanmälan Norra skogen i Haninge kommun som inkom 2026-09-24 och omfattar 403,2 ha.</w:t>
+        <w:t>Denna tillsynsbegäran behandlar höga naturvärden i avverkningsanmälan Norra skogen i Haninge kommun som inkom 2026-09-25 och omfattar 403,2 ha.</w:t>
       </w:r>
     </w:p>
     <w:p>
@@ -2133,7 +2133,7 @@
     <w:r>
       <w:tab/>
       <w:tab/>
-      <w:t>2026-09-24</w:t>
+      <w:t>2026-09-25</w:t>
       <w:br/>
       <w:br/>
     </w:r>

--- a/tillsyn/Norra skogen tillsynsbegäran.docx
+++ b/tillsyn/Norra skogen tillsynsbegäran.docx
@@ -12,7 +12,7 @@
     </w:p>
     <w:p>
       <w:r>
-        <w:t>Denna tillsynsbegäran behandlar höga naturvärden i avverkningsanmälan Norra skogen i Haninge kommun som inkom 2026-09-25 och omfattar 403,2 ha.</w:t>
+        <w:t>Denna tillsynsbegäran behandlar höga naturvärden i avverkningsanmälan Norra skogen i Haninge kommun som inkom 2026-09-26 och omfattar 403,2 ha.</w:t>
       </w:r>
     </w:p>
     <w:p>
@@ -2133,7 +2133,7 @@
     <w:r>
       <w:tab/>
       <w:tab/>
-      <w:t>2026-09-25</w:t>
+      <w:t>2026-09-26</w:t>
       <w:br/>
       <w:br/>
     </w:r>

--- a/tillsyn/Norra skogen tillsynsbegäran.docx
+++ b/tillsyn/Norra skogen tillsynsbegäran.docx
@@ -12,7 +12,7 @@
     </w:p>
     <w:p>
       <w:r>
-        <w:t>Denna tillsynsbegäran behandlar höga naturvärden i avverkningsanmälan Norra skogen i Haninge kommun som inkom 2026-09-26 och omfattar 403,2 ha.</w:t>
+        <w:t>Denna tillsynsbegäran behandlar höga naturvärden i avverkningsanmälan Norra skogen i Haninge kommun som inkom 2026-09-27 och omfattar 403,2 ha.</w:t>
       </w:r>
     </w:p>
     <w:p>
@@ -2133,7 +2133,7 @@
     <w:r>
       <w:tab/>
       <w:tab/>
-      <w:t>2026-09-26</w:t>
+      <w:t>2026-09-27</w:t>
       <w:br/>
       <w:br/>
     </w:r>

--- a/tillsyn/Norra skogen tillsynsbegäran.docx
+++ b/tillsyn/Norra skogen tillsynsbegäran.docx
@@ -12,7 +12,7 @@
     </w:p>
     <w:p>
       <w:r>
-        <w:t>Denna tillsynsbegäran behandlar höga naturvärden i avverkningsanmälan Norra skogen i Haninge kommun som inkom 2026-09-27 och omfattar 403,2 ha.</w:t>
+        <w:t>Denna tillsynsbegäran behandlar höga naturvärden i avverkningsanmälan Norra skogen i Haninge kommun som inkom 2026-09-28 och omfattar 403,2 ha.</w:t>
       </w:r>
     </w:p>
     <w:p>
@@ -2133,7 +2133,7 @@
     <w:r>
       <w:tab/>
       <w:tab/>
-      <w:t>2026-09-27</w:t>
+      <w:t>2026-09-28</w:t>
       <w:br/>
       <w:br/>
     </w:r>

--- a/tillsyn/Norra skogen tillsynsbegäran.docx
+++ b/tillsyn/Norra skogen tillsynsbegäran.docx
@@ -12,7 +12,7 @@
     </w:p>
     <w:p>
       <w:r>
-        <w:t>Denna tillsynsbegäran behandlar höga naturvärden i avverkningsanmälan Norra skogen i Haninge kommun som inkom 2026-09-28 och omfattar 403,2 ha.</w:t>
+        <w:t>Denna tillsynsbegäran behandlar höga naturvärden i avverkningsanmälan Norra skogen i Haninge kommun som inkom 2026-09-29 och omfattar 403,2 ha.</w:t>
       </w:r>
     </w:p>
     <w:p>
@@ -2133,7 +2133,7 @@
     <w:r>
       <w:tab/>
       <w:tab/>
-      <w:t>2026-09-28</w:t>
+      <w:t>2026-09-29</w:t>
       <w:br/>
       <w:br/>
     </w:r>

--- a/tillsyn/Norra skogen tillsynsbegäran.docx
+++ b/tillsyn/Norra skogen tillsynsbegäran.docx
@@ -12,7 +12,7 @@
     </w:p>
     <w:p>
       <w:r>
-        <w:t>Denna tillsynsbegäran behandlar höga naturvärden i avverkningsanmälan Norra skogen i Haninge kommun som inkom 2026-09-29 och omfattar 403,2 ha.</w:t>
+        <w:t>Denna tillsynsbegäran behandlar höga naturvärden i avverkningsanmälan Norra skogen i Haninge kommun som inkom 2026-09-30 och omfattar 403,2 ha.</w:t>
       </w:r>
     </w:p>
     <w:p>
@@ -2133,7 +2133,7 @@
     <w:r>
       <w:tab/>
       <w:tab/>
-      <w:t>2026-09-29</w:t>
+      <w:t>2026-09-30</w:t>
       <w:br/>
       <w:br/>
     </w:r>

--- a/tillsyn/Norra skogen tillsynsbegäran.docx
+++ b/tillsyn/Norra skogen tillsynsbegäran.docx
@@ -12,7 +12,7 @@
     </w:p>
     <w:p>
       <w:r>
-        <w:t>Denna tillsynsbegäran behandlar höga naturvärden i avverkningsanmälan Norra skogen i Haninge kommun som inkom 2026-09-30 och omfattar 403,2 ha.</w:t>
+        <w:t>Denna tillsynsbegäran behandlar höga naturvärden i avverkningsanmälan Norra skogen i Haninge kommun som inkom 2026-10-01 och omfattar 403,2 ha.</w:t>
       </w:r>
     </w:p>
     <w:p>
@@ -2133,7 +2133,7 @@
     <w:r>
       <w:tab/>
       <w:tab/>
-      <w:t>2026-09-30</w:t>
+      <w:t>2026-10-01</w:t>
       <w:br/>
       <w:br/>
     </w:r>

--- a/tillsyn/Norra skogen tillsynsbegäran.docx
+++ b/tillsyn/Norra skogen tillsynsbegäran.docx
@@ -12,7 +12,7 @@
     </w:p>
     <w:p>
       <w:r>
-        <w:t>Denna tillsynsbegäran behandlar höga naturvärden i avverkningsanmälan Norra skogen i Haninge kommun som inkom 2026-10-01 och omfattar 403,2 ha.</w:t>
+        <w:t>Denna tillsynsbegäran behandlar höga naturvärden i avverkningsanmälan Norra skogen i Haninge kommun som inkom 2026-10-02 och omfattar 403,2 ha.</w:t>
       </w:r>
     </w:p>
     <w:p>
@@ -2133,7 +2133,7 @@
     <w:r>
       <w:tab/>
       <w:tab/>
-      <w:t>2026-10-01</w:t>
+      <w:t>2026-10-02</w:t>
       <w:br/>
       <w:br/>
     </w:r>

--- a/tillsyn/Norra skogen tillsynsbegäran.docx
+++ b/tillsyn/Norra skogen tillsynsbegäran.docx
@@ -12,7 +12,7 @@
     </w:p>
     <w:p>
       <w:r>
-        <w:t>Denna tillsynsbegäran behandlar höga naturvärden i avverkningsanmälan Norra skogen i Haninge kommun som inkom 2026-10-02 och omfattar 403,2 ha.</w:t>
+        <w:t>Denna tillsynsbegäran behandlar höga naturvärden i avverkningsanmälan Norra skogen i Haninge kommun som inkom 2026-10-03 och omfattar 403,2 ha.</w:t>
       </w:r>
     </w:p>
     <w:p>
@@ -2133,7 +2133,7 @@
     <w:r>
       <w:tab/>
       <w:tab/>
-      <w:t>2026-10-02</w:t>
+      <w:t>2026-10-03</w:t>
       <w:br/>
       <w:br/>
     </w:r>

--- a/tillsyn/Norra skogen tillsynsbegäran.docx
+++ b/tillsyn/Norra skogen tillsynsbegäran.docx
@@ -12,7 +12,7 @@
     </w:p>
     <w:p>
       <w:r>
-        <w:t>Denna tillsynsbegäran behandlar höga naturvärden i avverkningsanmälan Norra skogen i Haninge kommun som inkom 2026-10-03 och omfattar 403,2 ha.</w:t>
+        <w:t>Denna tillsynsbegäran behandlar höga naturvärden i avverkningsanmälan Norra skogen i Haninge kommun som inkom 2026-10-04 och omfattar 403,2 ha.</w:t>
       </w:r>
     </w:p>
     <w:p>
@@ -2133,7 +2133,7 @@
     <w:r>
       <w:tab/>
       <w:tab/>
-      <w:t>2026-10-03</w:t>
+      <w:t>2026-10-04</w:t>
       <w:br/>
       <w:br/>
     </w:r>

--- a/tillsyn/Norra skogen tillsynsbegäran.docx
+++ b/tillsyn/Norra skogen tillsynsbegäran.docx
@@ -12,7 +12,7 @@
     </w:p>
     <w:p>
       <w:r>
-        <w:t>Denna tillsynsbegäran behandlar höga naturvärden i avverkningsanmälan Norra skogen i Haninge kommun som inkom 2026-10-04 och omfattar 403,2 ha.</w:t>
+        <w:t>Denna tillsynsbegäran behandlar höga naturvärden i avverkningsanmälan Norra skogen i Haninge kommun som inkom 2026-10-05 och omfattar 403,2 ha.</w:t>
       </w:r>
     </w:p>
     <w:p>
@@ -2133,7 +2133,7 @@
     <w:r>
       <w:tab/>
       <w:tab/>
-      <w:t>2026-10-04</w:t>
+      <w:t>2026-10-05</w:t>
       <w:br/>
       <w:br/>
     </w:r>

--- a/tillsyn/Norra skogen tillsynsbegäran.docx
+++ b/tillsyn/Norra skogen tillsynsbegäran.docx
@@ -12,7 +12,7 @@
     </w:p>
     <w:p>
       <w:r>
-        <w:t>Denna tillsynsbegäran behandlar höga naturvärden i avverkningsanmälan Norra skogen i Haninge kommun som inkom 2026-10-05 och omfattar 403,2 ha.</w:t>
+        <w:t>Denna tillsynsbegäran behandlar höga naturvärden i avverkningsanmälan Norra skogen i Haninge kommun som inkom 2026-10-06 och omfattar 403,2 ha.</w:t>
       </w:r>
     </w:p>
     <w:p>
@@ -2133,7 +2133,7 @@
     <w:r>
       <w:tab/>
       <w:tab/>
-      <w:t>2026-10-05</w:t>
+      <w:t>2026-10-06</w:t>
       <w:br/>
       <w:br/>
     </w:r>

--- a/tillsyn/Norra skogen tillsynsbegäran.docx
+++ b/tillsyn/Norra skogen tillsynsbegäran.docx
@@ -12,7 +12,7 @@
     </w:p>
     <w:p>
       <w:r>
-        <w:t>Denna tillsynsbegäran behandlar höga naturvärden i avverkningsanmälan Norra skogen i Haninge kommun som inkom 2026-10-06 och omfattar 403,2 ha.</w:t>
+        <w:t>Denna tillsynsbegäran behandlar höga naturvärden i avverkningsanmälan Norra skogen i Haninge kommun som inkom 2026-10-07 och omfattar 403,2 ha.</w:t>
       </w:r>
     </w:p>
     <w:p>
@@ -2133,7 +2133,7 @@
     <w:r>
       <w:tab/>
       <w:tab/>
-      <w:t>2026-10-06</w:t>
+      <w:t>2026-10-07</w:t>
       <w:br/>
       <w:br/>
     </w:r>

--- a/tillsyn/Norra skogen tillsynsbegäran.docx
+++ b/tillsyn/Norra skogen tillsynsbegäran.docx
@@ -12,7 +12,7 @@
     </w:p>
     <w:p>
       <w:r>
-        <w:t>Denna tillsynsbegäran behandlar höga naturvärden i avverkningsanmälan Norra skogen i Haninge kommun som inkom 2026-10-07 och omfattar 403,2 ha.</w:t>
+        <w:t>Denna tillsynsbegäran behandlar höga naturvärden i avverkningsanmälan Norra skogen i Haninge kommun som inkom 2026-10-08 och omfattar 403,2 ha.</w:t>
       </w:r>
     </w:p>
     <w:p>
@@ -2133,7 +2133,7 @@
     <w:r>
       <w:tab/>
       <w:tab/>
-      <w:t>2026-10-07</w:t>
+      <w:t>2026-10-08</w:t>
       <w:br/>
       <w:br/>
     </w:r>

--- a/tillsyn/Norra skogen tillsynsbegäran.docx
+++ b/tillsyn/Norra skogen tillsynsbegäran.docx
@@ -12,7 +12,7 @@
     </w:p>
     <w:p>
       <w:r>
-        <w:t>Denna tillsynsbegäran behandlar höga naturvärden i avverkningsanmälan Norra skogen i Haninge kommun som inkom 2026-10-08 och omfattar 403,2 ha.</w:t>
+        <w:t>Denna tillsynsbegäran behandlar höga naturvärden i avverkningsanmälan Norra skogen i Haninge kommun som inkom 2026-10-09 och omfattar 403,2 ha.</w:t>
       </w:r>
     </w:p>
     <w:p>
@@ -2133,7 +2133,7 @@
     <w:r>
       <w:tab/>
       <w:tab/>
-      <w:t>2026-10-08</w:t>
+      <w:t>2026-10-09</w:t>
       <w:br/>
       <w:br/>
     </w:r>

--- a/tillsyn/Norra skogen tillsynsbegäran.docx
+++ b/tillsyn/Norra skogen tillsynsbegäran.docx
@@ -12,7 +12,7 @@
     </w:p>
     <w:p>
       <w:r>
-        <w:t>Denna tillsynsbegäran behandlar höga naturvärden i avverkningsanmälan Norra skogen i Haninge kommun som inkom 2026-10-09 och omfattar 403,2 ha.</w:t>
+        <w:t>Denna tillsynsbegäran behandlar höga naturvärden i avverkningsanmälan Norra skogen i Haninge kommun som inkom 2026-10-10 och omfattar 403,2 ha.</w:t>
       </w:r>
     </w:p>
     <w:p>
@@ -2133,7 +2133,7 @@
     <w:r>
       <w:tab/>
       <w:tab/>
-      <w:t>2026-10-09</w:t>
+      <w:t>2026-10-10</w:t>
       <w:br/>
       <w:br/>
     </w:r>

--- a/tillsyn/Norra skogen tillsynsbegäran.docx
+++ b/tillsyn/Norra skogen tillsynsbegäran.docx
@@ -12,7 +12,7 @@
     </w:p>
     <w:p>
       <w:r>
-        <w:t>Denna tillsynsbegäran behandlar höga naturvärden i avverkningsanmälan Norra skogen i Haninge kommun som inkom 2026-10-10 och omfattar 403,2 ha.</w:t>
+        <w:t>Denna tillsynsbegäran behandlar höga naturvärden i avverkningsanmälan Norra skogen i Haninge kommun som inkom 2026-10-11 och omfattar 403,2 ha.</w:t>
       </w:r>
     </w:p>
     <w:p>
@@ -2133,7 +2133,7 @@
     <w:r>
       <w:tab/>
       <w:tab/>
-      <w:t>2026-10-10</w:t>
+      <w:t>2026-10-11</w:t>
       <w:br/>
       <w:br/>
     </w:r>

--- a/tillsyn/Norra skogen tillsynsbegäran.docx
+++ b/tillsyn/Norra skogen tillsynsbegäran.docx
@@ -12,7 +12,7 @@
     </w:p>
     <w:p>
       <w:r>
-        <w:t>Denna tillsynsbegäran behandlar höga naturvärden i avverkningsanmälan Norra skogen i Haninge kommun som inkom 2026-10-11 och omfattar 403,2 ha.</w:t>
+        <w:t>Denna tillsynsbegäran behandlar höga naturvärden i avverkningsanmälan Norra skogen i Haninge kommun som inkom 2026-10-12 och omfattar 403,2 ha.</w:t>
       </w:r>
     </w:p>
     <w:p>
@@ -2133,7 +2133,7 @@
     <w:r>
       <w:tab/>
       <w:tab/>
-      <w:t>2026-10-11</w:t>
+      <w:t>2026-10-12</w:t>
       <w:br/>
       <w:br/>
     </w:r>

--- a/tillsyn/Norra skogen tillsynsbegäran.docx
+++ b/tillsyn/Norra skogen tillsynsbegäran.docx
@@ -12,7 +12,7 @@
     </w:p>
     <w:p>
       <w:r>
-        <w:t>Denna tillsynsbegäran behandlar höga naturvärden i avverkningsanmälan Norra skogen i Haninge kommun som inkom 2026-10-12 och omfattar 403,2 ha.</w:t>
+        <w:t>Denna tillsynsbegäran behandlar höga naturvärden i avverkningsanmälan Norra skogen i Haninge kommun som inkom 2026-10-13 och omfattar 403,2 ha.</w:t>
       </w:r>
     </w:p>
     <w:p>
@@ -2133,7 +2133,7 @@
     <w:r>
       <w:tab/>
       <w:tab/>
-      <w:t>2026-10-12</w:t>
+      <w:t>2026-10-13</w:t>
       <w:br/>
       <w:br/>
     </w:r>

--- a/tillsyn/Norra skogen tillsynsbegäran.docx
+++ b/tillsyn/Norra skogen tillsynsbegäran.docx
@@ -12,7 +12,7 @@
     </w:p>
     <w:p>
       <w:r>
-        <w:t>Denna tillsynsbegäran behandlar höga naturvärden i avverkningsanmälan Norra skogen i Haninge kommun som inkom 2026-10-13 och omfattar 403,2 ha.</w:t>
+        <w:t>Denna tillsynsbegäran behandlar höga naturvärden i avverkningsanmälan Norra skogen i Haninge kommun som inkom 2026-10-14 och omfattar 403,2 ha.</w:t>
       </w:r>
     </w:p>
     <w:p>
@@ -2133,7 +2133,7 @@
     <w:r>
       <w:tab/>
       <w:tab/>
-      <w:t>2026-10-13</w:t>
+      <w:t>2026-10-14</w:t>
       <w:br/>
       <w:br/>
     </w:r>

--- a/tillsyn/Norra skogen tillsynsbegäran.docx
+++ b/tillsyn/Norra skogen tillsynsbegäran.docx
@@ -12,7 +12,7 @@
     </w:p>
     <w:p>
       <w:r>
-        <w:t>Denna tillsynsbegäran behandlar höga naturvärden i avverkningsanmälan Norra skogen i Haninge kommun som inkom 2026-10-14 och omfattar 403,2 ha.</w:t>
+        <w:t>Denna tillsynsbegäran behandlar höga naturvärden i avverkningsanmälan Norra skogen i Haninge kommun som inkom 2026-10-16 och omfattar 403,2 ha.</w:t>
       </w:r>
     </w:p>
     <w:p>
@@ -2133,7 +2133,7 @@
     <w:r>
       <w:tab/>
       <w:tab/>
-      <w:t>2026-10-14</w:t>
+      <w:t>2026-10-16</w:t>
       <w:br/>
       <w:br/>
     </w:r>

--- a/tillsyn/Norra skogen tillsynsbegäran.docx
+++ b/tillsyn/Norra skogen tillsynsbegäran.docx
@@ -12,7 +12,7 @@
     </w:p>
     <w:p>
       <w:r>
-        <w:t>Denna tillsynsbegäran behandlar höga naturvärden i avverkningsanmälan Norra skogen i Haninge kommun som inkom 2026-10-16 och omfattar 403,2 ha.</w:t>
+        <w:t>Denna tillsynsbegäran behandlar höga naturvärden i avverkningsanmälan Norra skogen i Haninge kommun som inkom 2026-10-17 och omfattar 403,2 ha.</w:t>
       </w:r>
     </w:p>
     <w:p>
@@ -2133,7 +2133,7 @@
     <w:r>
       <w:tab/>
       <w:tab/>
-      <w:t>2026-10-16</w:t>
+      <w:t>2026-10-17</w:t>
       <w:br/>
       <w:br/>
     </w:r>

--- a/tillsyn/Norra skogen tillsynsbegäran.docx
+++ b/tillsyn/Norra skogen tillsynsbegäran.docx
@@ -12,7 +12,7 @@
     </w:p>
     <w:p>
       <w:r>
-        <w:t>Denna tillsynsbegäran behandlar höga naturvärden i avverkningsanmälan Norra skogen i Haninge kommun som inkom 2026-10-17 och omfattar 403,2 ha.</w:t>
+        <w:t>Denna tillsynsbegäran behandlar höga naturvärden i avverkningsanmälan Norra skogen i Haninge kommun som inkom 2026-10-18 och omfattar 403,2 ha.</w:t>
       </w:r>
     </w:p>
     <w:p>
@@ -2133,7 +2133,7 @@
     <w:r>
       <w:tab/>
       <w:tab/>
-      <w:t>2026-10-17</w:t>
+      <w:t>2026-10-18</w:t>
       <w:br/>
       <w:br/>
     </w:r>

--- a/tillsyn/Norra skogen tillsynsbegäran.docx
+++ b/tillsyn/Norra skogen tillsynsbegäran.docx
@@ -12,7 +12,7 @@
     </w:p>
     <w:p>
       <w:r>
-        <w:t>Denna tillsynsbegäran behandlar höga naturvärden i avverkningsanmälan Norra skogen i Haninge kommun som inkom 2026-10-18 och omfattar 403,2 ha.</w:t>
+        <w:t>Denna tillsynsbegäran behandlar höga naturvärden i avverkningsanmälan Norra skogen i Haninge kommun som inkom 2026-10-19 och omfattar 403,2 ha.</w:t>
       </w:r>
     </w:p>
     <w:p>
@@ -2133,7 +2133,7 @@
     <w:r>
       <w:tab/>
       <w:tab/>
-      <w:t>2026-10-18</w:t>
+      <w:t>2026-10-19</w:t>
       <w:br/>
       <w:br/>
     </w:r>

--- a/tillsyn/Norra skogen tillsynsbegäran.docx
+++ b/tillsyn/Norra skogen tillsynsbegäran.docx
@@ -12,7 +12,7 @@
     </w:p>
     <w:p>
       <w:r>
-        <w:t>Denna tillsynsbegäran behandlar höga naturvärden i avverkningsanmälan Norra skogen i Haninge kommun som inkom 2026-10-19 och omfattar 403,2 ha.</w:t>
+        <w:t>Denna tillsynsbegäran behandlar höga naturvärden i avverkningsanmälan Norra skogen i Haninge kommun som inkom 2026-10-20 och omfattar 403,2 ha.</w:t>
       </w:r>
     </w:p>
     <w:p>
@@ -2133,7 +2133,7 @@
     <w:r>
       <w:tab/>
       <w:tab/>
-      <w:t>2026-10-19</w:t>
+      <w:t>2026-10-20</w:t>
       <w:br/>
       <w:br/>
     </w:r>

--- a/tillsyn/Norra skogen tillsynsbegäran.docx
+++ b/tillsyn/Norra skogen tillsynsbegäran.docx
@@ -12,7 +12,7 @@
     </w:p>
     <w:p>
       <w:r>
-        <w:t>Denna tillsynsbegäran behandlar höga naturvärden i avverkningsanmälan Norra skogen i Haninge kommun som inkom 2026-10-20 och omfattar 403,2 ha.</w:t>
+        <w:t>Denna tillsynsbegäran behandlar höga naturvärden i avverkningsanmälan Norra skogen i Haninge kommun som inkom 2026-10-21 och omfattar 403,2 ha.</w:t>
       </w:r>
     </w:p>
     <w:p>
@@ -2133,7 +2133,7 @@
     <w:r>
       <w:tab/>
       <w:tab/>
-      <w:t>2026-10-20</w:t>
+      <w:t>2026-10-21</w:t>
       <w:br/>
       <w:br/>
     </w:r>

--- a/tillsyn/Norra skogen tillsynsbegäran.docx
+++ b/tillsyn/Norra skogen tillsynsbegäran.docx
@@ -12,7 +12,7 @@
     </w:p>
     <w:p>
       <w:r>
-        <w:t>Denna tillsynsbegäran behandlar höga naturvärden i avverkningsanmälan Norra skogen i Haninge kommun som inkom 2026-10-21 och omfattar 403,2 ha.</w:t>
+        <w:t>Denna tillsynsbegäran behandlar höga naturvärden i avverkningsanmälan Norra skogen i Haninge kommun som inkom 2026-10-22 och omfattar 403,2 ha.</w:t>
       </w:r>
     </w:p>
     <w:p>
@@ -2133,7 +2133,7 @@
     <w:r>
       <w:tab/>
       <w:tab/>
-      <w:t>2026-10-21</w:t>
+      <w:t>2026-10-22</w:t>
       <w:br/>
       <w:br/>
     </w:r>

--- a/tillsyn/Norra skogen tillsynsbegäran.docx
+++ b/tillsyn/Norra skogen tillsynsbegäran.docx
@@ -12,7 +12,7 @@
     </w:p>
     <w:p>
       <w:r>
-        <w:t>Denna tillsynsbegäran behandlar höga naturvärden i avverkningsanmälan Norra skogen i Haninge kommun som inkom 2026-10-22 och omfattar 403,2 ha.</w:t>
+        <w:t>Denna tillsynsbegäran behandlar höga naturvärden i avverkningsanmälan Norra skogen i Haninge kommun som inkom 2026-10-23 och omfattar 403,2 ha.</w:t>
       </w:r>
     </w:p>
     <w:p>
@@ -2133,7 +2133,7 @@
     <w:r>
       <w:tab/>
       <w:tab/>
-      <w:t>2026-10-22</w:t>
+      <w:t>2026-10-23</w:t>
       <w:br/>
       <w:br/>
     </w:r>

--- a/tillsyn/Norra skogen tillsynsbegäran.docx
+++ b/tillsyn/Norra skogen tillsynsbegäran.docx
@@ -12,7 +12,7 @@
     </w:p>
     <w:p>
       <w:r>
-        <w:t>Denna tillsynsbegäran behandlar höga naturvärden i avverkningsanmälan Norra skogen i Haninge kommun som inkom 2026-10-23 och omfattar 403,2 ha.</w:t>
+        <w:t>Denna tillsynsbegäran behandlar höga naturvärden i avverkningsanmälan Norra skogen i Haninge kommun som inkom 2026-10-24 och omfattar 403,2 ha.</w:t>
       </w:r>
     </w:p>
     <w:p>
@@ -2133,7 +2133,7 @@
     <w:r>
       <w:tab/>
       <w:tab/>
-      <w:t>2026-10-23</w:t>
+      <w:t>2026-10-24</w:t>
       <w:br/>
       <w:br/>
     </w:r>

--- a/tillsyn/Norra skogen tillsynsbegäran.docx
+++ b/tillsyn/Norra skogen tillsynsbegäran.docx
@@ -12,7 +12,7 @@
     </w:p>
     <w:p>
       <w:r>
-        <w:t>Denna tillsynsbegäran behandlar höga naturvärden i avverkningsanmälan Norra skogen i Haninge kommun som inkom 2026-10-24 och omfattar 403,2 ha.</w:t>
+        <w:t>Denna tillsynsbegäran behandlar höga naturvärden i avverkningsanmälan Norra skogen i Haninge kommun som inkom 2026-10-25 och omfattar 403,2 ha.</w:t>
       </w:r>
     </w:p>
     <w:p>
@@ -2133,7 +2133,7 @@
     <w:r>
       <w:tab/>
       <w:tab/>
-      <w:t>2026-10-24</w:t>
+      <w:t>2026-10-25</w:t>
       <w:br/>
       <w:br/>
     </w:r>

--- a/tillsyn/Norra skogen tillsynsbegäran.docx
+++ b/tillsyn/Norra skogen tillsynsbegäran.docx
@@ -12,7 +12,7 @@
     </w:p>
     <w:p>
       <w:r>
-        <w:t>Denna tillsynsbegäran behandlar höga naturvärden i avverkningsanmälan Norra skogen i Haninge kommun som inkom 2026-10-25 och omfattar 403,2 ha.</w:t>
+        <w:t>Denna tillsynsbegäran behandlar höga naturvärden i avverkningsanmälan Norra skogen i Haninge kommun som inkom 2026-10-26 och omfattar 403,2 ha.</w:t>
       </w:r>
     </w:p>
     <w:p>
@@ -2133,7 +2133,7 @@
     <w:r>
       <w:tab/>
       <w:tab/>
-      <w:t>2026-10-25</w:t>
+      <w:t>2026-10-26</w:t>
       <w:br/>
       <w:br/>
     </w:r>

--- a/tillsyn/Norra skogen tillsynsbegäran.docx
+++ b/tillsyn/Norra skogen tillsynsbegäran.docx
@@ -12,7 +12,7 @@
     </w:p>
     <w:p>
       <w:r>
-        <w:t>Denna tillsynsbegäran behandlar höga naturvärden i avverkningsanmälan Norra skogen i Haninge kommun som inkom 2026-10-26 och omfattar 403,2 ha.</w:t>
+        <w:t>Denna tillsynsbegäran behandlar höga naturvärden i avverkningsanmälan Norra skogen i Haninge kommun som inkom 2026-10-27 och omfattar 403,2 ha.</w:t>
       </w:r>
     </w:p>
     <w:p>
@@ -2133,7 +2133,7 @@
     <w:r>
       <w:tab/>
       <w:tab/>
-      <w:t>2026-10-26</w:t>
+      <w:t>2026-10-27</w:t>
       <w:br/>
       <w:br/>
     </w:r>

--- a/tillsyn/Norra skogen tillsynsbegäran.docx
+++ b/tillsyn/Norra skogen tillsynsbegäran.docx
@@ -12,7 +12,7 @@
     </w:p>
     <w:p>
       <w:r>
-        <w:t>Denna tillsynsbegäran behandlar höga naturvärden i avverkningsanmälan Norra skogen i Haninge kommun som inkom 2026-10-27 och omfattar 403,2 ha.</w:t>
+        <w:t>Denna tillsynsbegäran behandlar höga naturvärden i avverkningsanmälan Norra skogen i Haninge kommun som inkom 2026-10-28 och omfattar 403,2 ha.</w:t>
       </w:r>
     </w:p>
     <w:p>
@@ -2133,7 +2133,7 @@
     <w:r>
       <w:tab/>
       <w:tab/>
-      <w:t>2026-10-27</w:t>
+      <w:t>2026-10-28</w:t>
       <w:br/>
       <w:br/>
     </w:r>

--- a/tillsyn/Norra skogen tillsynsbegäran.docx
+++ b/tillsyn/Norra skogen tillsynsbegäran.docx
@@ -12,7 +12,7 @@
     </w:p>
     <w:p>
       <w:r>
-        <w:t>Denna tillsynsbegäran behandlar höga naturvärden i avverkningsanmälan Norra skogen i Haninge kommun som inkom 2026-10-28 och omfattar 403,2 ha.</w:t>
+        <w:t>Denna tillsynsbegäran behandlar höga naturvärden i avverkningsanmälan Norra skogen i Haninge kommun som inkom 2026-10-29 och omfattar 403,2 ha.</w:t>
       </w:r>
     </w:p>
     <w:p>
@@ -2133,7 +2133,7 @@
     <w:r>
       <w:tab/>
       <w:tab/>
-      <w:t>2026-10-28</w:t>
+      <w:t>2026-10-29</w:t>
       <w:br/>
       <w:br/>
     </w:r>

--- a/tillsyn/Norra skogen tillsynsbegäran.docx
+++ b/tillsyn/Norra skogen tillsynsbegäran.docx
@@ -12,7 +12,7 @@
     </w:p>
     <w:p>
       <w:r>
-        <w:t>Denna tillsynsbegäran behandlar höga naturvärden i avverkningsanmälan Norra skogen i Haninge kommun som inkom 2026-10-29 och omfattar 403,2 ha.</w:t>
+        <w:t>Denna tillsynsbegäran behandlar höga naturvärden i avverkningsanmälan Norra skogen i Haninge kommun som inkom 2026-10-30 och omfattar 403,2 ha.</w:t>
       </w:r>
     </w:p>
     <w:p>
@@ -2133,7 +2133,7 @@
     <w:r>
       <w:tab/>
       <w:tab/>
-      <w:t>2026-10-29</w:t>
+      <w:t>2026-10-30</w:t>
       <w:br/>
       <w:br/>
     </w:r>

--- a/tillsyn/Norra skogen tillsynsbegäran.docx
+++ b/tillsyn/Norra skogen tillsynsbegäran.docx
@@ -12,7 +12,7 @@
     </w:p>
     <w:p>
       <w:r>
-        <w:t>Denna tillsynsbegäran behandlar höga naturvärden i avverkningsanmälan Norra skogen i Haninge kommun som inkom 2026-10-30 och omfattar 403,2 ha.</w:t>
+        <w:t>Denna tillsynsbegäran behandlar höga naturvärden i avverkningsanmälan Norra skogen i Haninge kommun som inkom 2026-10-31 och omfattar 403,2 ha.</w:t>
       </w:r>
     </w:p>
     <w:p>
@@ -2133,7 +2133,7 @@
     <w:r>
       <w:tab/>
       <w:tab/>
-      <w:t>2026-10-30</w:t>
+      <w:t>2026-10-31</w:t>
       <w:br/>
       <w:br/>
     </w:r>
